--- a/hr-ai-interviewer/backend/src/templates/internship-joining-letter.docx
+++ b/hr-ai-interviewer/backend/src/templates/internship-joining-letter.docx
@@ -1045,85 +1045,6 @@
           <w:sz w:val="21"/>
         </w:rPr>
       </w:pPr>
-      <w:r>
-        <w:rPr>
-          <w:rFonts w:ascii="Sylfaen" w:eastAsia="Arial" w:hAnsi="Sylfaen" w:cs="Arial"/>
-          <w:noProof/>
-          <w:color w:val="555555"/>
-          <w:sz w:val="21"/>
-        </w:rPr>
-        <w:drawing>
-          <wp:anchor distT="0" distB="0" distL="114300" distR="114300" simplePos="0" relativeHeight="251687936" behindDoc="0" locked="0" layoutInCell="1" allowOverlap="1" wp14:anchorId="4656FD63" wp14:editId="0BACACC2">
-            <wp:simplePos x="0" y="0"/>
-            <wp:positionH relativeFrom="column">
-              <wp:posOffset>5209954</wp:posOffset>
-            </wp:positionH>
-            <wp:positionV relativeFrom="paragraph">
-              <wp:posOffset>499730</wp:posOffset>
-            </wp:positionV>
-            <wp:extent cx="1122680" cy="574040"/>
-            <wp:effectExtent l="0" t="0" r="0" b="0"/>
-            <wp:wrapNone/>
-            <wp:docPr id="1194750583" name="Picture 3">
-              <a:hlinkClick xmlns:a="http://schemas.openxmlformats.org/drawingml/2006/main" r:id="rId8"/>
-            </wp:docPr>
-            <wp:cNvGraphicFramePr>
-              <a:graphicFrameLocks xmlns:a="http://schemas.openxmlformats.org/drawingml/2006/main" noChangeAspect="1"/>
-            </wp:cNvGraphicFramePr>
-            <a:graphic xmlns:a="http://schemas.openxmlformats.org/drawingml/2006/main">
-              <a:graphicData uri="http://schemas.openxmlformats.org/drawingml/2006/picture">
-                <pic:pic xmlns:pic="http://schemas.openxmlformats.org/drawingml/2006/picture">
-                  <pic:nvPicPr>
-                    <pic:cNvPr id="1194750583" name="Picture 3">
-                      <a:hlinkClick r:id="rId8"/>
-                    </pic:cNvPr>
-                    <pic:cNvPicPr>
-                      <a:picLocks noChangeAspect="1" noChangeArrowheads="1"/>
-                    </pic:cNvPicPr>
-                  </pic:nvPicPr>
-                  <pic:blipFill rotWithShape="1">
-                    <a:blip r:embed="rId9" cstate="print">
-                      <a:extLst>
-                        <a:ext uri="{28A0092B-C50C-407E-A947-70E740481C1C}">
-                          <a14:useLocalDpi xmlns:a14="http://schemas.microsoft.com/office/drawing/2010/main" val="0"/>
-                        </a:ext>
-                      </a:extLst>
-                    </a:blip>
-                    <a:srcRect r="8944"/>
-                    <a:stretch>
-                      <a:fillRect/>
-                    </a:stretch>
-                  </pic:blipFill>
-                  <pic:spPr bwMode="auto">
-                    <a:xfrm>
-                      <a:off x="0" y="0"/>
-                      <a:ext cx="1122680" cy="574040"/>
-                    </a:xfrm>
-                    <a:prstGeom prst="rect">
-                      <a:avLst/>
-                    </a:prstGeom>
-                    <a:noFill/>
-                    <a:ln>
-                      <a:noFill/>
-                    </a:ln>
-                    <a:extLst>
-                      <a:ext uri="{53640926-AAD7-44D8-BBD7-CCE9431645EC}">
-                        <a14:shadowObscured xmlns:a14="http://schemas.microsoft.com/office/drawing/2010/main"/>
-                      </a:ext>
-                    </a:extLst>
-                  </pic:spPr>
-                </pic:pic>
-              </a:graphicData>
-            </a:graphic>
-            <wp14:sizeRelH relativeFrom="page">
-              <wp14:pctWidth>0</wp14:pctWidth>
-            </wp14:sizeRelH>
-            <wp14:sizeRelV relativeFrom="page">
-              <wp14:pctHeight>0</wp14:pctHeight>
-            </wp14:sizeRelV>
-          </wp:anchor>
-        </w:drawing>
-      </w:r>
       <w:r>
         <w:rPr>
           <w:rFonts w:ascii="Sylfaen" w:hAnsi="Sylfaen" w:cs="Arial"/>
@@ -1517,85 +1438,6 @@
       </w:pPr>
       <w:r>
         <w:rPr>
-          <w:rFonts w:ascii="Sylfaen" w:eastAsia="Arial" w:hAnsi="Sylfaen" w:cs="Arial"/>
-          <w:noProof/>
-          <w:color w:val="555555"/>
-          <w:sz w:val="21"/>
-        </w:rPr>
-        <w:drawing>
-          <wp:anchor distT="0" distB="0" distL="114300" distR="114300" simplePos="0" relativeHeight="251689984" behindDoc="0" locked="0" layoutInCell="1" allowOverlap="1" wp14:anchorId="67B786E4" wp14:editId="3E0166E5">
-            <wp:simplePos x="0" y="0"/>
-            <wp:positionH relativeFrom="column">
-              <wp:posOffset>5215417</wp:posOffset>
-            </wp:positionH>
-            <wp:positionV relativeFrom="paragraph">
-              <wp:posOffset>1620520</wp:posOffset>
-            </wp:positionV>
-            <wp:extent cx="1122680" cy="574040"/>
-            <wp:effectExtent l="0" t="0" r="0" b="0"/>
-            <wp:wrapNone/>
-            <wp:docPr id="1984569390" name="Picture 3">
-              <a:hlinkClick xmlns:a="http://schemas.openxmlformats.org/drawingml/2006/main" r:id="rId8"/>
-            </wp:docPr>
-            <wp:cNvGraphicFramePr>
-              <a:graphicFrameLocks xmlns:a="http://schemas.openxmlformats.org/drawingml/2006/main" noChangeAspect="1"/>
-            </wp:cNvGraphicFramePr>
-            <a:graphic xmlns:a="http://schemas.openxmlformats.org/drawingml/2006/main">
-              <a:graphicData uri="http://schemas.openxmlformats.org/drawingml/2006/picture">
-                <pic:pic xmlns:pic="http://schemas.openxmlformats.org/drawingml/2006/picture">
-                  <pic:nvPicPr>
-                    <pic:cNvPr id="1194750583" name="Picture 3">
-                      <a:hlinkClick r:id="rId8"/>
-                    </pic:cNvPr>
-                    <pic:cNvPicPr>
-                      <a:picLocks noChangeAspect="1" noChangeArrowheads="1"/>
-                    </pic:cNvPicPr>
-                  </pic:nvPicPr>
-                  <pic:blipFill rotWithShape="1">
-                    <a:blip r:embed="rId9" cstate="print">
-                      <a:extLst>
-                        <a:ext uri="{28A0092B-C50C-407E-A947-70E740481C1C}">
-                          <a14:useLocalDpi xmlns:a14="http://schemas.microsoft.com/office/drawing/2010/main" val="0"/>
-                        </a:ext>
-                      </a:extLst>
-                    </a:blip>
-                    <a:srcRect r="8944"/>
-                    <a:stretch>
-                      <a:fillRect/>
-                    </a:stretch>
-                  </pic:blipFill>
-                  <pic:spPr bwMode="auto">
-                    <a:xfrm>
-                      <a:off x="0" y="0"/>
-                      <a:ext cx="1122680" cy="574040"/>
-                    </a:xfrm>
-                    <a:prstGeom prst="rect">
-                      <a:avLst/>
-                    </a:prstGeom>
-                    <a:noFill/>
-                    <a:ln>
-                      <a:noFill/>
-                    </a:ln>
-                    <a:extLst>
-                      <a:ext uri="{53640926-AAD7-44D8-BBD7-CCE9431645EC}">
-                        <a14:shadowObscured xmlns:a14="http://schemas.microsoft.com/office/drawing/2010/main"/>
-                      </a:ext>
-                    </a:extLst>
-                  </pic:spPr>
-                </pic:pic>
-              </a:graphicData>
-            </a:graphic>
-            <wp14:sizeRelH relativeFrom="page">
-              <wp14:pctWidth>0</wp14:pctWidth>
-            </wp14:sizeRelH>
-            <wp14:sizeRelV relativeFrom="page">
-              <wp14:pctHeight>0</wp14:pctHeight>
-            </wp14:sizeRelV>
-          </wp:anchor>
-        </w:drawing>
-      </w:r>
-      <w:r>
-        <w:rPr>
           <w:rFonts w:ascii="Sylfaen" w:hAnsi="Sylfaen" w:cs="Arial"/>
           <w:color w:val="2C2C2C"/>
           <w:sz w:val="21"/>
@@ -2012,85 +1854,6 @@
       </w:pPr>
       <w:r>
         <w:rPr>
-          <w:rFonts w:ascii="Sylfaen" w:eastAsia="Arial" w:hAnsi="Sylfaen" w:cs="Arial"/>
-          <w:noProof/>
-          <w:color w:val="555555"/>
-          <w:sz w:val="21"/>
-        </w:rPr>
-        <w:drawing>
-          <wp:anchor distT="0" distB="0" distL="114300" distR="114300" simplePos="0" relativeHeight="251692032" behindDoc="0" locked="0" layoutInCell="1" allowOverlap="1" wp14:anchorId="781E1529" wp14:editId="2BA8BE82">
-            <wp:simplePos x="0" y="0"/>
-            <wp:positionH relativeFrom="column">
-              <wp:posOffset>5219538</wp:posOffset>
-            </wp:positionH>
-            <wp:positionV relativeFrom="paragraph">
-              <wp:posOffset>317500</wp:posOffset>
-            </wp:positionV>
-            <wp:extent cx="1122680" cy="574040"/>
-            <wp:effectExtent l="0" t="0" r="0" b="0"/>
-            <wp:wrapNone/>
-            <wp:docPr id="877121452" name="Picture 3">
-              <a:hlinkClick xmlns:a="http://schemas.openxmlformats.org/drawingml/2006/main" r:id="rId8"/>
-            </wp:docPr>
-            <wp:cNvGraphicFramePr>
-              <a:graphicFrameLocks xmlns:a="http://schemas.openxmlformats.org/drawingml/2006/main" noChangeAspect="1"/>
-            </wp:cNvGraphicFramePr>
-            <a:graphic xmlns:a="http://schemas.openxmlformats.org/drawingml/2006/main">
-              <a:graphicData uri="http://schemas.openxmlformats.org/drawingml/2006/picture">
-                <pic:pic xmlns:pic="http://schemas.openxmlformats.org/drawingml/2006/picture">
-                  <pic:nvPicPr>
-                    <pic:cNvPr id="1194750583" name="Picture 3">
-                      <a:hlinkClick r:id="rId8"/>
-                    </pic:cNvPr>
-                    <pic:cNvPicPr>
-                      <a:picLocks noChangeAspect="1" noChangeArrowheads="1"/>
-                    </pic:cNvPicPr>
-                  </pic:nvPicPr>
-                  <pic:blipFill rotWithShape="1">
-                    <a:blip r:embed="rId9" cstate="print">
-                      <a:extLst>
-                        <a:ext uri="{28A0092B-C50C-407E-A947-70E740481C1C}">
-                          <a14:useLocalDpi xmlns:a14="http://schemas.microsoft.com/office/drawing/2010/main" val="0"/>
-                        </a:ext>
-                      </a:extLst>
-                    </a:blip>
-                    <a:srcRect r="8944"/>
-                    <a:stretch>
-                      <a:fillRect/>
-                    </a:stretch>
-                  </pic:blipFill>
-                  <pic:spPr bwMode="auto">
-                    <a:xfrm>
-                      <a:off x="0" y="0"/>
-                      <a:ext cx="1122680" cy="574040"/>
-                    </a:xfrm>
-                    <a:prstGeom prst="rect">
-                      <a:avLst/>
-                    </a:prstGeom>
-                    <a:noFill/>
-                    <a:ln>
-                      <a:noFill/>
-                    </a:ln>
-                    <a:extLst>
-                      <a:ext uri="{53640926-AAD7-44D8-BBD7-CCE9431645EC}">
-                        <a14:shadowObscured xmlns:a14="http://schemas.microsoft.com/office/drawing/2010/main"/>
-                      </a:ext>
-                    </a:extLst>
-                  </pic:spPr>
-                </pic:pic>
-              </a:graphicData>
-            </a:graphic>
-            <wp14:sizeRelH relativeFrom="page">
-              <wp14:pctWidth>0</wp14:pctWidth>
-            </wp14:sizeRelH>
-            <wp14:sizeRelV relativeFrom="page">
-              <wp14:pctHeight>0</wp14:pctHeight>
-            </wp14:sizeRelV>
-          </wp:anchor>
-        </w:drawing>
-      </w:r>
-      <w:r>
-        <w:rPr>
           <w:rFonts w:ascii="Sylfaen" w:hAnsi="Sylfaen" w:cs="Arial"/>
           <w:color w:val="2C2C2C"/>
           <w:sz w:val="21"/>
@@ -2491,85 +2254,6 @@
       </w:pPr>
       <w:r>
         <w:rPr>
-          <w:rFonts w:ascii="Sylfaen" w:eastAsia="Arial" w:hAnsi="Sylfaen" w:cs="Arial"/>
-          <w:noProof/>
-          <w:color w:val="555555"/>
-          <w:sz w:val="21"/>
-        </w:rPr>
-        <w:drawing>
-          <wp:anchor distT="0" distB="0" distL="114300" distR="114300" simplePos="0" relativeHeight="251694080" behindDoc="0" locked="0" layoutInCell="1" allowOverlap="1" wp14:anchorId="2CA7BF64" wp14:editId="59DA8D34">
-            <wp:simplePos x="0" y="0"/>
-            <wp:positionH relativeFrom="column">
-              <wp:posOffset>5232400</wp:posOffset>
-            </wp:positionH>
-            <wp:positionV relativeFrom="paragraph">
-              <wp:posOffset>1934210</wp:posOffset>
-            </wp:positionV>
-            <wp:extent cx="1122680" cy="574040"/>
-            <wp:effectExtent l="0" t="0" r="0" b="0"/>
-            <wp:wrapNone/>
-            <wp:docPr id="43714566" name="Picture 3">
-              <a:hlinkClick xmlns:a="http://schemas.openxmlformats.org/drawingml/2006/main" r:id="rId8"/>
-            </wp:docPr>
-            <wp:cNvGraphicFramePr>
-              <a:graphicFrameLocks xmlns:a="http://schemas.openxmlformats.org/drawingml/2006/main" noChangeAspect="1"/>
-            </wp:cNvGraphicFramePr>
-            <a:graphic xmlns:a="http://schemas.openxmlformats.org/drawingml/2006/main">
-              <a:graphicData uri="http://schemas.openxmlformats.org/drawingml/2006/picture">
-                <pic:pic xmlns:pic="http://schemas.openxmlformats.org/drawingml/2006/picture">
-                  <pic:nvPicPr>
-                    <pic:cNvPr id="1194750583" name="Picture 3">
-                      <a:hlinkClick r:id="rId8"/>
-                    </pic:cNvPr>
-                    <pic:cNvPicPr>
-                      <a:picLocks noChangeAspect="1" noChangeArrowheads="1"/>
-                    </pic:cNvPicPr>
-                  </pic:nvPicPr>
-                  <pic:blipFill rotWithShape="1">
-                    <a:blip r:embed="rId9" cstate="print">
-                      <a:extLst>
-                        <a:ext uri="{28A0092B-C50C-407E-A947-70E740481C1C}">
-                          <a14:useLocalDpi xmlns:a14="http://schemas.microsoft.com/office/drawing/2010/main" val="0"/>
-                        </a:ext>
-                      </a:extLst>
-                    </a:blip>
-                    <a:srcRect r="8944"/>
-                    <a:stretch>
-                      <a:fillRect/>
-                    </a:stretch>
-                  </pic:blipFill>
-                  <pic:spPr bwMode="auto">
-                    <a:xfrm>
-                      <a:off x="0" y="0"/>
-                      <a:ext cx="1122680" cy="574040"/>
-                    </a:xfrm>
-                    <a:prstGeom prst="rect">
-                      <a:avLst/>
-                    </a:prstGeom>
-                    <a:noFill/>
-                    <a:ln>
-                      <a:noFill/>
-                    </a:ln>
-                    <a:extLst>
-                      <a:ext uri="{53640926-AAD7-44D8-BBD7-CCE9431645EC}">
-                        <a14:shadowObscured xmlns:a14="http://schemas.microsoft.com/office/drawing/2010/main"/>
-                      </a:ext>
-                    </a:extLst>
-                  </pic:spPr>
-                </pic:pic>
-              </a:graphicData>
-            </a:graphic>
-            <wp14:sizeRelH relativeFrom="page">
-              <wp14:pctWidth>0</wp14:pctWidth>
-            </wp14:sizeRelH>
-            <wp14:sizeRelV relativeFrom="page">
-              <wp14:pctHeight>0</wp14:pctHeight>
-            </wp14:sizeRelV>
-          </wp:anchor>
-        </w:drawing>
-      </w:r>
-      <w:r>
-        <w:rPr>
           <w:rFonts w:ascii="Sylfaen" w:hAnsi="Sylfaen" w:cs="Arial"/>
           <w:color w:val="2C2C2C"/>
           <w:sz w:val="21"/>
@@ -3068,85 +2752,6 @@
       </w:pPr>
       <w:r>
         <w:rPr>
-          <w:rFonts w:ascii="Sylfaen" w:eastAsia="Arial" w:hAnsi="Sylfaen" w:cs="Arial"/>
-          <w:noProof/>
-          <w:color w:val="555555"/>
-          <w:sz w:val="21"/>
-        </w:rPr>
-        <w:drawing>
-          <wp:anchor distT="0" distB="0" distL="114300" distR="114300" simplePos="0" relativeHeight="251696128" behindDoc="0" locked="0" layoutInCell="1" allowOverlap="1" wp14:anchorId="7E7DBE47" wp14:editId="739CAE2F">
-            <wp:simplePos x="0" y="0"/>
-            <wp:positionH relativeFrom="column">
-              <wp:posOffset>5257800</wp:posOffset>
-            </wp:positionH>
-            <wp:positionV relativeFrom="paragraph">
-              <wp:posOffset>10160</wp:posOffset>
-            </wp:positionV>
-            <wp:extent cx="1122680" cy="574040"/>
-            <wp:effectExtent l="0" t="0" r="0" b="0"/>
-            <wp:wrapNone/>
-            <wp:docPr id="201146398" name="Picture 3">
-              <a:hlinkClick xmlns:a="http://schemas.openxmlformats.org/drawingml/2006/main" r:id="rId8"/>
-            </wp:docPr>
-            <wp:cNvGraphicFramePr>
-              <a:graphicFrameLocks xmlns:a="http://schemas.openxmlformats.org/drawingml/2006/main" noChangeAspect="1"/>
-            </wp:cNvGraphicFramePr>
-            <a:graphic xmlns:a="http://schemas.openxmlformats.org/drawingml/2006/main">
-              <a:graphicData uri="http://schemas.openxmlformats.org/drawingml/2006/picture">
-                <pic:pic xmlns:pic="http://schemas.openxmlformats.org/drawingml/2006/picture">
-                  <pic:nvPicPr>
-                    <pic:cNvPr id="1194750583" name="Picture 3">
-                      <a:hlinkClick r:id="rId8"/>
-                    </pic:cNvPr>
-                    <pic:cNvPicPr>
-                      <a:picLocks noChangeAspect="1" noChangeArrowheads="1"/>
-                    </pic:cNvPicPr>
-                  </pic:nvPicPr>
-                  <pic:blipFill rotWithShape="1">
-                    <a:blip r:embed="rId9" cstate="print">
-                      <a:extLst>
-                        <a:ext uri="{28A0092B-C50C-407E-A947-70E740481C1C}">
-                          <a14:useLocalDpi xmlns:a14="http://schemas.microsoft.com/office/drawing/2010/main" val="0"/>
-                        </a:ext>
-                      </a:extLst>
-                    </a:blip>
-                    <a:srcRect r="8944"/>
-                    <a:stretch>
-                      <a:fillRect/>
-                    </a:stretch>
-                  </pic:blipFill>
-                  <pic:spPr bwMode="auto">
-                    <a:xfrm>
-                      <a:off x="0" y="0"/>
-                      <a:ext cx="1122680" cy="574040"/>
-                    </a:xfrm>
-                    <a:prstGeom prst="rect">
-                      <a:avLst/>
-                    </a:prstGeom>
-                    <a:noFill/>
-                    <a:ln>
-                      <a:noFill/>
-                    </a:ln>
-                    <a:extLst>
-                      <a:ext uri="{53640926-AAD7-44D8-BBD7-CCE9431645EC}">
-                        <a14:shadowObscured xmlns:a14="http://schemas.microsoft.com/office/drawing/2010/main"/>
-                      </a:ext>
-                    </a:extLst>
-                  </pic:spPr>
-                </pic:pic>
-              </a:graphicData>
-            </a:graphic>
-            <wp14:sizeRelH relativeFrom="page">
-              <wp14:pctWidth>0</wp14:pctWidth>
-            </wp14:sizeRelH>
-            <wp14:sizeRelV relativeFrom="page">
-              <wp14:pctHeight>0</wp14:pctHeight>
-            </wp14:sizeRelV>
-          </wp:anchor>
-        </w:drawing>
-      </w:r>
-      <w:r>
-        <w:rPr>
           <w:rFonts w:ascii="Sylfaen" w:hAnsi="Sylfaen" w:cs="Arial"/>
           <w:b/>
           <w:color w:val="002060"/>
@@ -3516,85 +3121,6 @@
           <w:szCs w:val="21"/>
         </w:rPr>
       </w:pPr>
-      <w:r>
-        <w:rPr>
-          <w:rFonts w:ascii="Sylfaen" w:eastAsia="Arial" w:hAnsi="Sylfaen" w:cs="Arial"/>
-          <w:noProof/>
-          <w:color w:val="555555"/>
-          <w:sz w:val="21"/>
-        </w:rPr>
-        <w:drawing>
-          <wp:anchor distT="0" distB="0" distL="114300" distR="114300" simplePos="0" relativeHeight="251698176" behindDoc="0" locked="0" layoutInCell="1" allowOverlap="1" wp14:anchorId="2BD2FCB4" wp14:editId="31E7DA0E">
-            <wp:simplePos x="0" y="0"/>
-            <wp:positionH relativeFrom="column">
-              <wp:posOffset>5257800</wp:posOffset>
-            </wp:positionH>
-            <wp:positionV relativeFrom="paragraph">
-              <wp:posOffset>4690110</wp:posOffset>
-            </wp:positionV>
-            <wp:extent cx="1122680" cy="574040"/>
-            <wp:effectExtent l="0" t="0" r="0" b="0"/>
-            <wp:wrapNone/>
-            <wp:docPr id="1829871049" name="Picture 3">
-              <a:hlinkClick xmlns:a="http://schemas.openxmlformats.org/drawingml/2006/main" r:id="rId8"/>
-            </wp:docPr>
-            <wp:cNvGraphicFramePr>
-              <a:graphicFrameLocks xmlns:a="http://schemas.openxmlformats.org/drawingml/2006/main" noChangeAspect="1"/>
-            </wp:cNvGraphicFramePr>
-            <a:graphic xmlns:a="http://schemas.openxmlformats.org/drawingml/2006/main">
-              <a:graphicData uri="http://schemas.openxmlformats.org/drawingml/2006/picture">
-                <pic:pic xmlns:pic="http://schemas.openxmlformats.org/drawingml/2006/picture">
-                  <pic:nvPicPr>
-                    <pic:cNvPr id="1194750583" name="Picture 3">
-                      <a:hlinkClick r:id="rId8"/>
-                    </pic:cNvPr>
-                    <pic:cNvPicPr>
-                      <a:picLocks noChangeAspect="1" noChangeArrowheads="1"/>
-                    </pic:cNvPicPr>
-                  </pic:nvPicPr>
-                  <pic:blipFill rotWithShape="1">
-                    <a:blip r:embed="rId9" cstate="print">
-                      <a:extLst>
-                        <a:ext uri="{28A0092B-C50C-407E-A947-70E740481C1C}">
-                          <a14:useLocalDpi xmlns:a14="http://schemas.microsoft.com/office/drawing/2010/main" val="0"/>
-                        </a:ext>
-                      </a:extLst>
-                    </a:blip>
-                    <a:srcRect r="8944"/>
-                    <a:stretch>
-                      <a:fillRect/>
-                    </a:stretch>
-                  </pic:blipFill>
-                  <pic:spPr bwMode="auto">
-                    <a:xfrm>
-                      <a:off x="0" y="0"/>
-                      <a:ext cx="1122680" cy="574040"/>
-                    </a:xfrm>
-                    <a:prstGeom prst="rect">
-                      <a:avLst/>
-                    </a:prstGeom>
-                    <a:noFill/>
-                    <a:ln>
-                      <a:noFill/>
-                    </a:ln>
-                    <a:extLst>
-                      <a:ext uri="{53640926-AAD7-44D8-BBD7-CCE9431645EC}">
-                        <a14:shadowObscured xmlns:a14="http://schemas.microsoft.com/office/drawing/2010/main"/>
-                      </a:ext>
-                    </a:extLst>
-                  </pic:spPr>
-                </pic:pic>
-              </a:graphicData>
-            </a:graphic>
-            <wp14:sizeRelH relativeFrom="page">
-              <wp14:pctWidth>0</wp14:pctWidth>
-            </wp14:sizeRelH>
-            <wp14:sizeRelV relativeFrom="page">
-              <wp14:pctHeight>0</wp14:pctHeight>
-            </wp14:sizeRelV>
-          </wp:anchor>
-        </w:drawing>
-      </w:r>
     </w:p>
     <w:sectPr>
       <w:pgSz w:w="11906" w:h="16838"/>

--- a/hr-ai-interviewer/backend/src/templates/internship-joining-letter.docx
+++ b/hr-ai-interviewer/backend/src/templates/internship-joining-letter.docx
@@ -409,6 +409,7 @@
           <w:tcPr>
             <w:tcW w:w="6660" w:type="dxa"/>
             <w:shd w:val="clear" w:color="F4F7FB" w:fill="F4F7FB"/>
+            <w:noWrap/>
             <w:vAlign w:val="center"/>
           </w:tcPr>
           <w:p>
@@ -466,6 +467,7 @@
           <w:tcPr>
             <w:tcW w:w="6660" w:type="dxa"/>
             <w:shd w:val="clear" w:color="FFFFFF" w:fill="FFFFFF"/>
+            <w:noWrap/>
             <w:vAlign w:val="center"/>
           </w:tcPr>
           <w:p>
@@ -523,6 +525,7 @@
           <w:tcPr>
             <w:tcW w:w="6660" w:type="dxa"/>
             <w:shd w:val="clear" w:color="F4F7FB" w:fill="F4F7FB"/>
+            <w:noWrap/>
             <w:vAlign w:val="center"/>
           </w:tcPr>
           <w:p>
@@ -580,6 +583,7 @@
           <w:tcPr>
             <w:tcW w:w="6660" w:type="dxa"/>
             <w:shd w:val="clear" w:color="FFFFFF" w:fill="FFFFFF"/>
+            <w:noWrap/>
             <w:vAlign w:val="center"/>
           </w:tcPr>
           <w:p>
@@ -637,6 +641,7 @@
           <w:tcPr>
             <w:tcW w:w="6660" w:type="dxa"/>
             <w:shd w:val="clear" w:color="F4F7FB" w:fill="F4F7FB"/>
+            <w:noWrap/>
             <w:vAlign w:val="center"/>
           </w:tcPr>
           <w:p>
@@ -694,6 +699,7 @@
           <w:tcPr>
             <w:tcW w:w="6660" w:type="dxa"/>
             <w:shd w:val="clear" w:color="FFFFFF" w:fill="FFFFFF"/>
+            <w:noWrap/>
             <w:vAlign w:val="center"/>
           </w:tcPr>
           <w:p>
@@ -751,6 +757,7 @@
           <w:tcPr>
             <w:tcW w:w="6660" w:type="dxa"/>
             <w:shd w:val="clear" w:color="F4F7FB" w:fill="F4F7FB"/>
+            <w:noWrap/>
             <w:vAlign w:val="center"/>
           </w:tcPr>
           <w:p>
@@ -808,6 +815,7 @@
           <w:tcPr>
             <w:tcW w:w="6660" w:type="dxa"/>
             <w:shd w:val="clear" w:color="FFFFFF" w:fill="FFFFFF"/>
+            <w:noWrap/>
             <w:vAlign w:val="center"/>
           </w:tcPr>
           <w:p>
@@ -865,6 +873,7 @@
           <w:tcPr>
             <w:tcW w:w="6660" w:type="dxa"/>
             <w:shd w:val="clear" w:color="F4F7FB" w:fill="F4F7FB"/>
+            <w:noWrap/>
             <w:vAlign w:val="center"/>
           </w:tcPr>
           <w:p>
@@ -986,6 +995,7 @@
           <w:tcPr>
             <w:tcW w:w="6660" w:type="dxa"/>
             <w:shd w:val="clear" w:color="F4F7FB" w:fill="F4F7FB"/>
+            <w:noWrap/>
             <w:vAlign w:val="center"/>
           </w:tcPr>
           <w:p>

--- a/hr-ai-interviewer/backend/src/templates/internship-joining-letter.docx
+++ b/hr-ai-interviewer/backend/src/templates/internship-joining-letter.docx
@@ -300,7 +300,7 @@
           <w:color w:val="2C2C2C"/>
           <w:sz w:val="21"/>
         </w:rPr>
-        <w:t>Dear [Name],</w:t>
+        <w:t>Dear [Intern Full Name],</w:t>
       </w:r>
     </w:p>
     <w:p>
@@ -319,7 +319,7 @@
           <w:color w:val="2C2C2C"/>
           <w:sz w:val="21"/>
         </w:rPr>
-        <w:t>We are pleased to offer you an opportunity to undertake an internship with Little Nap Designs Private Limited (“Company”) as [Internship Designation / Intern – Department] for a fixed internship period from [Start Date] to [End Date].</w:t>
+        <w:t>We are pleased to offer you an opportunity to undertake an internship with Little Nap Designs Private Limited (“Company”) as [Designation] for a fixed internship period from [Start Date] to [End Date].</w:t>
       </w:r>
     </w:p>
     <w:p>
@@ -427,7 +427,7 @@
                 <w:color w:val="2C2C2C"/>
                 <w:sz w:val="18"/>
               </w:rPr>
-              <w:t>[Full Name]</w:t>
+              <w:t>[Intern Full Name]</w:t>
             </w:r>
           </w:p>
         </w:tc>
@@ -717,7 +717,7 @@
                 <w:color w:val="2C2C2C"/>
                 <w:sz w:val="18"/>
               </w:rPr>
-              <w:t>[Date]</w:t>
+              <w:t>[Start Date]</w:t>
             </w:r>
           </w:p>
         </w:tc>
@@ -775,7 +775,7 @@
                 <w:color w:val="2C2C2C"/>
                 <w:sz w:val="18"/>
               </w:rPr>
-              <w:t>[Date]</w:t>
+              <w:t>[End Date]</w:t>
             </w:r>
           </w:p>
         </w:tc>
@@ -2710,7 +2710,7 @@
           <w:color w:val="2C2C2C"/>
           <w:sz w:val="21"/>
         </w:rPr>
-        <w:t>[Designation]</w:t>
+        <w:t>[Signatory Designation]</w:t>
       </w:r>
     </w:p>
     <w:p>

--- a/hr-ai-interviewer/backend/src/templates/internship-joining-letter.docx
+++ b/hr-ai-interviewer/backend/src/templates/internship-joining-letter.docx
@@ -2715,42 +2715,6 @@
     </w:p>
     <w:p>
       <w:pPr>
-        <w:spacing w:after="40" w:line="280" w:lineRule="auto"/>
-        <w:rPr>
-          <w:rFonts w:ascii="Sylfaen" w:hAnsi="Sylfaen" w:cs="Arial"/>
-          <w:color w:val="2C2C2C"/>
-          <w:sz w:val="21"/>
-        </w:rPr>
-      </w:pPr>
-      <w:r>
-        <w:rPr>
-          <w:rFonts w:ascii="Sylfaen" w:hAnsi="Sylfaen" w:cs="Arial"/>
-          <w:color w:val="2C2C2C"/>
-          <w:sz w:val="21"/>
-        </w:rPr>
-        <w:t>Human Resources</w:t>
-      </w:r>
-    </w:p>
-    <w:p>
-      <w:pPr>
-        <w:spacing w:line="280" w:lineRule="auto"/>
-        <w:rPr>
-          <w:rFonts w:ascii="Sylfaen" w:hAnsi="Sylfaen" w:cs="Arial"/>
-          <w:color w:val="2C2C2C"/>
-          <w:sz w:val="21"/>
-        </w:rPr>
-      </w:pPr>
-      <w:r>
-        <w:rPr>
-          <w:rFonts w:ascii="Sylfaen" w:hAnsi="Sylfaen" w:cs="Arial"/>
-          <w:color w:val="2C2C2C"/>
-          <w:sz w:val="21"/>
-        </w:rPr>
-        <w:t>Little Nap Designs Private Limited</w:t>
-      </w:r>
-    </w:p>
-    <w:p>
-      <w:pPr>
         <w:spacing w:line="20" w:lineRule="auto"/>
         <w:jc w:val="center"/>
         <w:rPr>
@@ -2945,17 +2909,17 @@
               <w:spacing w:before="220" w:after="220"/>
               <w:rPr>
                 <w:rFonts w:ascii="Sylfaen" w:hAnsi="Sylfaen" w:cs="Arial"/>
-                <w:color w:val="8A8A8A"/>
+                <w:color w:val="2C2C2C"/>
                 <w:sz w:val="21"/>
               </w:rPr>
             </w:pPr>
             <w:r>
               <w:rPr>
                 <w:rFonts w:ascii="Sylfaen" w:hAnsi="Sylfaen" w:cs="Arial"/>
-                <w:color w:val="8A8A8A"/>
+                <w:color w:val="2C2C2C"/>
                 <w:sz w:val="21"/>
               </w:rPr>
-              <w:t>______________________________________</w:t>
+              <w:t>[Intern Full Name]</w:t>
             </w:r>
           </w:p>
         </w:tc>
@@ -3005,7 +2969,7 @@
                 <w:color w:val="8A8A8A"/>
                 <w:sz w:val="21"/>
               </w:rPr>
-              <w:t>______________________________________</w:t>
+              <w:t>[%Signature]</w:t>
             </w:r>
           </w:p>
         </w:tc>
@@ -3045,17 +3009,17 @@
               <w:spacing w:before="220" w:after="220"/>
               <w:rPr>
                 <w:rFonts w:ascii="Sylfaen" w:hAnsi="Sylfaen" w:cs="Arial"/>
-                <w:color w:val="8A8A8A"/>
+                <w:color w:val="2C2C2C"/>
                 <w:sz w:val="21"/>
               </w:rPr>
             </w:pPr>
             <w:r>
               <w:rPr>
                 <w:rFonts w:ascii="Sylfaen" w:hAnsi="Sylfaen" w:cs="Arial"/>
-                <w:color w:val="8A8A8A"/>
+                <w:color w:val="2C2C2C"/>
                 <w:sz w:val="21"/>
               </w:rPr>
-              <w:t>______________________________________</w:t>
+              <w:t>[Acknowledgement Date]</w:t>
             </w:r>
           </w:p>
         </w:tc>

--- a/hr-ai-interviewer/backend/src/templates/internship-joining-letter.docx
+++ b/hr-ai-interviewer/backend/src/templates/internship-joining-letter.docx
@@ -306,7 +306,6 @@
     <w:p>
       <w:pPr>
         <w:spacing w:after="200"/>
-        <w:jc w:val="both"/>
         <w:rPr>
           <w:rFonts w:ascii="Sylfaen" w:hAnsi="Sylfaen" w:cs="Arial"/>
           <w:color w:val="2C2C2C"/>
@@ -325,7 +324,6 @@
     <w:p>
       <w:pPr>
         <w:spacing w:after="200"/>
-        <w:jc w:val="both"/>
         <w:rPr>
           <w:rFonts w:ascii="Sylfaen" w:hAnsi="Sylfaen" w:cs="Arial"/>
           <w:color w:val="2C2C2C"/>
@@ -1048,7 +1046,6 @@
     <w:p>
       <w:pPr>
         <w:spacing w:after="200" w:line="280" w:lineRule="auto"/>
-        <w:jc w:val="both"/>
         <w:rPr>
           <w:rFonts w:ascii="Sylfaen" w:hAnsi="Sylfaen" w:cs="Arial"/>
           <w:color w:val="2C2C2C"/>
@@ -1243,7 +1240,6 @@
     <w:p>
       <w:pPr>
         <w:spacing w:before="160" w:after="200" w:line="280" w:lineRule="auto"/>
-        <w:jc w:val="both"/>
         <w:rPr>
           <w:rFonts w:ascii="Sylfaen" w:hAnsi="Sylfaen" w:cs="Arial"/>
           <w:color w:val="2C2C2C"/>
@@ -1278,7 +1274,6 @@
     <w:p>
       <w:pPr>
         <w:spacing w:after="200"/>
-        <w:jc w:val="both"/>
         <w:rPr>
           <w:rFonts w:ascii="Sylfaen" w:hAnsi="Sylfaen" w:cs="Arial"/>
           <w:color w:val="2C2C2C"/>
@@ -1312,7 +1307,6 @@
     <w:p>
       <w:pPr>
         <w:spacing w:after="200"/>
-        <w:jc w:val="both"/>
         <w:rPr>
           <w:rFonts w:ascii="Sylfaen" w:hAnsi="Sylfaen" w:cs="Arial"/>
           <w:color w:val="2C2C2C"/>
@@ -1331,7 +1325,6 @@
     <w:p>
       <w:pPr>
         <w:spacing w:after="200"/>
-        <w:jc w:val="both"/>
         <w:rPr>
           <w:rFonts w:ascii="Sylfaen" w:hAnsi="Sylfaen" w:cs="Arial"/>
           <w:color w:val="2C2C2C"/>
@@ -1366,7 +1359,6 @@
     <w:p>
       <w:pPr>
         <w:spacing w:after="200"/>
-        <w:jc w:val="both"/>
         <w:rPr>
           <w:rFonts w:ascii="Sylfaen" w:hAnsi="Sylfaen" w:cs="Arial"/>
           <w:color w:val="2C2C2C"/>
@@ -1385,7 +1377,6 @@
     <w:p>
       <w:pPr>
         <w:spacing w:after="200"/>
-        <w:jc w:val="both"/>
         <w:rPr>
           <w:rFonts w:ascii="Sylfaen" w:hAnsi="Sylfaen" w:cs="Arial"/>
           <w:color w:val="2C2C2C"/>
@@ -1404,7 +1395,6 @@
     <w:p>
       <w:pPr>
         <w:spacing w:after="200"/>
-        <w:jc w:val="both"/>
         <w:rPr>
           <w:rFonts w:ascii="Sylfaen" w:hAnsi="Sylfaen" w:cs="Arial"/>
           <w:color w:val="2C2C2C"/>
@@ -1439,7 +1429,6 @@
     <w:p>
       <w:pPr>
         <w:spacing w:after="200" w:line="280" w:lineRule="auto"/>
-        <w:jc w:val="both"/>
         <w:rPr>
           <w:rFonts w:ascii="Sylfaen" w:hAnsi="Sylfaen" w:cs="Arial"/>
           <w:color w:val="2C2C2C"/>
@@ -1636,7 +1625,6 @@
     <w:p>
       <w:pPr>
         <w:spacing w:before="160" w:after="200"/>
-        <w:jc w:val="both"/>
         <w:rPr>
           <w:rFonts w:ascii="Sylfaen" w:hAnsi="Sylfaen" w:cs="Arial"/>
           <w:color w:val="2C2C2C"/>
@@ -1671,7 +1659,6 @@
     <w:p>
       <w:pPr>
         <w:spacing w:after="200"/>
-        <w:jc w:val="both"/>
         <w:rPr>
           <w:rFonts w:ascii="Sylfaen" w:hAnsi="Sylfaen" w:cs="Arial"/>
           <w:color w:val="2C2C2C"/>
@@ -1690,7 +1677,6 @@
     <w:p>
       <w:pPr>
         <w:spacing w:after="200"/>
-        <w:jc w:val="both"/>
         <w:rPr>
           <w:rFonts w:ascii="Sylfaen" w:hAnsi="Sylfaen" w:cs="Arial"/>
           <w:color w:val="2C2C2C"/>
@@ -1709,7 +1695,6 @@
     <w:p>
       <w:pPr>
         <w:spacing w:after="200"/>
-        <w:jc w:val="both"/>
         <w:rPr>
           <w:rFonts w:ascii="Sylfaen" w:hAnsi="Sylfaen" w:cs="Arial"/>
           <w:color w:val="2C2C2C"/>
@@ -1728,7 +1713,6 @@
     <w:p>
       <w:pPr>
         <w:spacing w:after="200"/>
-        <w:jc w:val="both"/>
         <w:rPr>
           <w:rFonts w:ascii="Sylfaen" w:hAnsi="Sylfaen" w:cs="Arial"/>
           <w:color w:val="2C2C2C"/>
@@ -1763,7 +1747,6 @@
     <w:p>
       <w:pPr>
         <w:spacing w:after="200"/>
-        <w:jc w:val="both"/>
         <w:rPr>
           <w:rFonts w:ascii="Sylfaen" w:hAnsi="Sylfaen" w:cs="Arial"/>
           <w:color w:val="2C2C2C"/>
@@ -1782,7 +1765,6 @@
     <w:p>
       <w:pPr>
         <w:spacing w:after="200"/>
-        <w:jc w:val="both"/>
         <w:rPr>
           <w:rFonts w:ascii="Sylfaen" w:hAnsi="Sylfaen" w:cs="Arial"/>
           <w:color w:val="2C2C2C"/>
@@ -1817,7 +1799,6 @@
     <w:p>
       <w:pPr>
         <w:spacing w:after="200"/>
-        <w:jc w:val="both"/>
         <w:rPr>
           <w:rFonts w:ascii="Sylfaen" w:hAnsi="Sylfaen" w:cs="Arial"/>
           <w:color w:val="2C2C2C"/>
@@ -1836,7 +1817,6 @@
     <w:p>
       <w:pPr>
         <w:spacing w:after="200"/>
-        <w:jc w:val="both"/>
         <w:rPr>
           <w:rFonts w:ascii="Sylfaen" w:hAnsi="Sylfaen" w:cs="Arial"/>
           <w:color w:val="2C2C2C"/>
@@ -1855,7 +1835,6 @@
     <w:p>
       <w:pPr>
         <w:spacing w:after="200"/>
-        <w:jc w:val="both"/>
         <w:rPr>
           <w:rFonts w:ascii="Sylfaen" w:hAnsi="Sylfaen" w:cs="Arial"/>
           <w:color w:val="2C2C2C"/>
@@ -2074,7 +2053,6 @@
     <w:p>
       <w:pPr>
         <w:spacing w:before="160" w:after="200"/>
-        <w:jc w:val="both"/>
         <w:rPr>
           <w:rFonts w:ascii="Sylfaen" w:hAnsi="Sylfaen" w:cs="Arial"/>
           <w:color w:val="2C2C2C"/>
@@ -2093,7 +2071,6 @@
     <w:p>
       <w:pPr>
         <w:spacing w:after="200"/>
-        <w:jc w:val="both"/>
         <w:rPr>
           <w:rFonts w:ascii="Sylfaen" w:hAnsi="Sylfaen" w:cs="Arial"/>
           <w:color w:val="2C2C2C"/>
@@ -2128,7 +2105,6 @@
     <w:p>
       <w:pPr>
         <w:spacing w:after="200"/>
-        <w:jc w:val="both"/>
         <w:rPr>
           <w:rFonts w:ascii="Sylfaen" w:hAnsi="Sylfaen" w:cs="Arial"/>
           <w:color w:val="2C2C2C"/>
@@ -2147,7 +2123,6 @@
     <w:p>
       <w:pPr>
         <w:spacing w:after="200"/>
-        <w:jc w:val="both"/>
         <w:rPr>
           <w:rFonts w:ascii="Sylfaen" w:hAnsi="Sylfaen" w:cs="Arial"/>
           <w:color w:val="2C2C2C"/>
@@ -2182,7 +2157,6 @@
     <w:p>
       <w:pPr>
         <w:spacing w:after="200"/>
-        <w:jc w:val="both"/>
         <w:rPr>
           <w:rFonts w:ascii="Sylfaen" w:hAnsi="Sylfaen" w:cs="Arial"/>
           <w:color w:val="2C2C2C"/>
@@ -2201,7 +2175,6 @@
     <w:p>
       <w:pPr>
         <w:spacing w:after="200"/>
-        <w:jc w:val="both"/>
         <w:rPr>
           <w:rFonts w:ascii="Sylfaen" w:hAnsi="Sylfaen" w:cs="Arial"/>
           <w:color w:val="2C2C2C"/>
@@ -2220,7 +2193,6 @@
     <w:p>
       <w:pPr>
         <w:spacing w:after="200"/>
-        <w:jc w:val="both"/>
         <w:rPr>
           <w:rFonts w:ascii="Sylfaen" w:hAnsi="Sylfaen" w:cs="Arial"/>
           <w:color w:val="2C2C2C"/>
@@ -2255,7 +2227,6 @@
     <w:p>
       <w:pPr>
         <w:spacing w:after="200"/>
-        <w:jc w:val="both"/>
         <w:rPr>
           <w:rFonts w:ascii="Sylfaen" w:hAnsi="Sylfaen" w:cs="Arial"/>
           <w:color w:val="2C2C2C"/>
@@ -2458,7 +2429,6 @@
     <w:p>
       <w:pPr>
         <w:spacing w:before="160" w:after="200"/>
-        <w:jc w:val="both"/>
         <w:rPr>
           <w:rFonts w:ascii="Sylfaen" w:hAnsi="Sylfaen" w:cs="Arial"/>
           <w:color w:val="2C2C2C"/>
@@ -2493,7 +2463,6 @@
     <w:p>
       <w:pPr>
         <w:spacing w:after="200"/>
-        <w:jc w:val="both"/>
         <w:rPr>
           <w:rFonts w:ascii="Sylfaen" w:hAnsi="Sylfaen" w:cs="Arial"/>
           <w:color w:val="2C2C2C"/>
@@ -2512,7 +2481,6 @@
     <w:p>
       <w:pPr>
         <w:spacing w:after="200"/>
-        <w:jc w:val="both"/>
         <w:rPr>
           <w:rFonts w:ascii="Sylfaen" w:hAnsi="Sylfaen" w:cs="Arial"/>
           <w:color w:val="2C2C2C"/>
@@ -2547,7 +2515,6 @@
     <w:p>
       <w:pPr>
         <w:spacing w:after="200"/>
-        <w:jc w:val="both"/>
         <w:rPr>
           <w:rFonts w:ascii="Sylfaen" w:hAnsi="Sylfaen" w:cs="Arial"/>
           <w:color w:val="2C2C2C"/>
@@ -2566,7 +2533,6 @@
     <w:p>
       <w:pPr>
         <w:spacing w:after="200"/>
-        <w:jc w:val="both"/>
         <w:rPr>
           <w:rFonts w:ascii="Sylfaen" w:hAnsi="Sylfaen" w:cs="Arial"/>
           <w:color w:val="2C2C2C"/>
@@ -2601,7 +2567,6 @@
     <w:p>
       <w:pPr>
         <w:spacing w:after="200"/>
-        <w:jc w:val="both"/>
         <w:rPr>
           <w:rFonts w:ascii="Sylfaen" w:hAnsi="Sylfaen" w:cs="Arial"/>
           <w:color w:val="2C2C2C"/>
@@ -2620,7 +2585,6 @@
     <w:p>
       <w:pPr>
         <w:spacing w:after="200"/>
-        <w:jc w:val="both"/>
         <w:rPr>
           <w:rFonts w:ascii="Sylfaen" w:hAnsi="Sylfaen" w:cs="Arial"/>
           <w:color w:val="2C2C2C"/>
@@ -2639,7 +2603,6 @@
     <w:p>
       <w:pPr>
         <w:spacing w:after="200"/>
-        <w:jc w:val="both"/>
         <w:rPr>
           <w:rFonts w:ascii="Sylfaen" w:hAnsi="Sylfaen" w:cs="Arial"/>
           <w:color w:val="2C2C2C"/>
@@ -2828,7 +2791,6 @@
           <w:p>
             <w:pPr>
               <w:spacing w:line="280" w:lineRule="auto"/>
-              <w:jc w:val="both"/>
               <w:rPr>
                 <w:rFonts w:ascii="Sylfaen" w:hAnsi="Sylfaen" w:cs="Arial"/>
                 <w:color w:val="2C2C2C"/>
